--- a/Hassan_Mundher_CV_AR.docx
+++ b/Hassan_Mundher_CV_AR.docx
@@ -113,7 +113,7 @@
             <w:bCs/>
             <w:color w:val="212121"/>
           </w:rPr>
-          <w:t>https://portfolio-website-12pza.vercel.app/</w:t>
+          <w:t>https://hassanm.vercel.app/</w:t>
         </w:r>
       </w:hyperlink>
       <w:r>
